--- a/docs/5_Implementation_Plan.docx
+++ b/docs/5_Implementation_Plan.docx
@@ -17,7 +17,7 @@
           <w:b/>
           <w:sz w:val="32"/>
         </w:rPr>
-        <w:t>SCHOOL MANAGEMENT SYSTEM FOR KYAMATU PRIMARY SCHOOL</w:t>
+        <w:t>SCHOOL MANAGEMENT SYSTEM FOR MATUNDU PRIMARY SCHOOL</w:t>
       </w:r>
     </w:p>
     <w:p/>
@@ -108,7 +108,7 @@
     </w:p>
     <w:p>
       <w:r>
-        <w:t>This document describes the implementation approach, technologies used, modules developed, challenges encountered, and deployment details for the Kyamatu Primary School Management System.</w:t>
+        <w:t>This document describes the implementation approach, technologies used, modules developed, challenges encountered, and deployment details for the Matundu Primary School Management System.</w:t>
       </w:r>
     </w:p>
     <w:p>
@@ -886,7 +886,7 @@
     </w:p>
     <w:p>
       <w:r>
-        <w:t>GitHub: https://github.com/MuthamiM/KYAMATU-SMS</w:t>
+        <w:t>GitHub: https://github.com/MuthamiM/MATUNDU-SMS</w:t>
       </w:r>
     </w:p>
     <w:sectPr>
